--- a/Decoding DevOps/section11-Bash Scripting/93. Quotes.docx
+++ b/Decoding DevOps/section11-Bash Scripting/93. Quotes.docx
@@ -68,6 +68,7 @@
         </w:rPr>
         <w:t>الأقواس (</w:t>
       </w:r>
+      <w:bookmarkStart w:id="0" w:name="_GoBack"/>
       <w:r>
         <w:rPr>
           <w:rFonts w:ascii="Times New Roman" w:eastAsia="Times New Roman" w:hAnsi="Times New Roman" w:cs="Times New Roman"/>
@@ -80,6 +81,7 @@
         </w:rPr>
         <w:t>Quotes</w:t>
       </w:r>
+      <w:bookmarkEnd w:id="0"/>
       <w:r>
         <w:rPr>
           <w:rFonts w:ascii="Times New Roman" w:eastAsia="Times New Roman" w:hAnsi="Times New Roman" w:cs="Times New Roman"/>
@@ -1526,8 +1528,6 @@
         </w:rPr>
         <w:t xml:space="preserve">  </w:t>
       </w:r>
-      <w:bookmarkStart w:id="0" w:name="_GoBack"/>
-      <w:bookmarkEnd w:id="0"/>
     </w:p>
     <w:sectPr>
       <w:pgSz w:w="12240" w:h="15840"/>
@@ -2301,6 +2301,18 @@
     <w:basedOn w:val="DefaultParagraphFont"/>
     <w:rsid w:val="00AA268C"/>
   </w:style>
+  <w:style w:type="character" w:styleId="FollowedHyperlink">
+    <w:name w:val="FollowedHyperlink"/>
+    <w:basedOn w:val="DefaultParagraphFont"/>
+    <w:uiPriority w:val="99"/>
+    <w:semiHidden/>
+    <w:unhideWhenUsed/>
+    <w:rsid w:val="00F03A44"/>
+    <w:rPr>
+      <w:color w:val="800080" w:themeColor="followedHyperlink"/>
+      <w:u w:val="single"/>
+    </w:rPr>
+  </w:style>
 </w:styles>
 </file>
 
@@ -2598,6 +2610,18 @@
     <w:name w:val="hljs-variable"/>
     <w:basedOn w:val="DefaultParagraphFont"/>
     <w:rsid w:val="00AA268C"/>
+  </w:style>
+  <w:style w:type="character" w:styleId="FollowedHyperlink">
+    <w:name w:val="FollowedHyperlink"/>
+    <w:basedOn w:val="DefaultParagraphFont"/>
+    <w:uiPriority w:val="99"/>
+    <w:semiHidden/>
+    <w:unhideWhenUsed/>
+    <w:rsid w:val="00F03A44"/>
+    <w:rPr>
+      <w:color w:val="800080" w:themeColor="followedHyperlink"/>
+      <w:u w:val="single"/>
+    </w:rPr>
   </w:style>
 </w:styles>
 </file>
